--- a/CustomerChurn/src/06_transformation/data transformation.docx
+++ b/CustomerChurn/src/06_transformation/data transformation.docx
@@ -3,6 +3,108 @@
 <w:document xmlns:wpc="http://schemas.microsoft.com/office/word/2010/wordprocessingCanvas" xmlns:cx="http://schemas.microsoft.com/office/drawing/2014/chartex" xmlns:cx1="http://schemas.microsoft.com/office/drawing/2015/9/8/chartex" xmlns:cx2="http://schemas.microsoft.com/office/drawing/2015/10/21/chartex" xmlns:cx3="http://schemas.microsoft.com/office/drawing/2016/5/9/chartex" xmlns:cx4="http://schemas.microsoft.com/office/drawing/2016/5/10/chartex" xmlns:cx5="http://schemas.microsoft.com/office/drawing/2016/5/11/chartex" xmlns:cx6="http://schemas.microsoft.com/office/drawing/2016/5/12/chartex" xmlns:cx7="http://schemas.microsoft.com/office/drawing/2016/5/13/chartex" xmlns:cx8="http://schemas.microsoft.com/office/drawing/2016/5/14/chartex" xmlns:mc="http://schemas.openxmlformats.org/markup-compatibility/2006" xmlns:aink="http://schemas.microsoft.com/office/drawing/2016/ink" xmlns:am3d="http://schemas.microsoft.com/office/drawing/2017/model3d" xmlns:o="urn:schemas-microsoft-com:office:office" xmlns:oel="http://schemas.microsoft.com/office/2019/extlst" xmlns:r="http://schemas.openxmlformats.org/officeDocument/2006/relationships" xmlns:m="http://schemas.openxmlformats.org/officeDocument/2006/math" xmlns:v="urn:schemas-microsoft-com:vml" xmlns:wp14="http://schemas.microsoft.com/office/word/2010/wordprocessingDrawing" xmlns:wp="http://schemas.openxmlformats.org/drawingml/2006/wordprocessingDrawing" xmlns:w10="urn:schemas-microsoft-com:office:word" xmlns:w="http://schemas.openxmlformats.org/wordprocessingml/2006/main" xmlns:w14="http://schemas.microsoft.com/office/word/2010/wordml" xmlns:w15="http://schemas.microsoft.com/office/word/2012/wordml" xmlns:w16cex="http://schemas.microsoft.com/office/word/2018/wordml/cex" xmlns:w16cid="http://schemas.microsoft.com/office/word/2016/wordml/cid" xmlns:w16="http://schemas.microsoft.com/office/word/2018/wordml" xmlns:w16du="http://schemas.microsoft.com/office/word/2023/wordml/word16du" xmlns:w16sdtdh="http://schemas.microsoft.com/office/word/2020/wordml/sdtdatahash" xmlns:w16sdtfl="http://schemas.microsoft.com/office/word/2024/wordml/sdtformatlock" xmlns:w16se="http://schemas.microsoft.com/office/word/2015/wordml/symex" xmlns:wpg="http://schemas.microsoft.com/office/word/2010/wordprocessingGroup" xmlns:wpi="http://schemas.microsoft.com/office/word/2010/wordprocessingInk" xmlns:wne="http://schemas.microsoft.com/office/word/2006/wordml" xmlns:wps="http://schemas.microsoft.com/office/word/2010/wordprocessingShape" mc:Ignorable="w14 w15 w16se w16cid w16 w16cex w16sdtdh w16sdtfl w16du wp14">
   <w:body>
     <w:p>
+      <w:pPr>
+        <w:pStyle w:val="ListParagraph"/>
+        <w:numPr>
+          <w:ilvl w:val="0"/>
+          <w:numId w:val="1"/>
+        </w:numPr>
+        <w:spacing w:before="100" w:after="200" w:line="276" w:lineRule="auto"/>
+        <w:jc w:val="both"/>
+        <w:rPr>
+          <w:rStyle w:val="SubtleReference"/>
+          <w:sz w:val="22"/>
+          <w:szCs w:val="22"/>
+          <w:u w:val="single"/>
+        </w:rPr>
+      </w:pPr>
+      <w:r>
+        <w:rPr>
+          <w:rStyle w:val="SubtleReference"/>
+          <w:sz w:val="22"/>
+          <w:szCs w:val="22"/>
+          <w:u w:val="single"/>
+        </w:rPr>
+        <w:t>Deliverables:</w:t>
+      </w:r>
+    </w:p>
+    <w:p>
+      <w:pPr>
+        <w:pStyle w:val="ListParagraph"/>
+        <w:numPr>
+          <w:ilvl w:val="1"/>
+          <w:numId w:val="1"/>
+        </w:numPr>
+        <w:spacing w:before="100" w:after="200" w:line="276" w:lineRule="auto"/>
+        <w:jc w:val="both"/>
+        <w:rPr>
+          <w:rStyle w:val="SubtleReference"/>
+          <w:b w:val="0"/>
+          <w:sz w:val="22"/>
+          <w:szCs w:val="22"/>
+        </w:rPr>
+      </w:pPr>
+      <w:r>
+        <w:rPr>
+          <w:rStyle w:val="SubtleReference"/>
+          <w:sz w:val="22"/>
+          <w:szCs w:val="22"/>
+        </w:rPr>
+        <w:t>SQL schema design or database setup script</w:t>
+      </w:r>
+    </w:p>
+    <w:p>
+      <w:pPr>
+        <w:pStyle w:val="ListParagraph"/>
+        <w:numPr>
+          <w:ilvl w:val="1"/>
+          <w:numId w:val="1"/>
+        </w:numPr>
+        <w:spacing w:before="100" w:after="200" w:line="276" w:lineRule="auto"/>
+        <w:jc w:val="both"/>
+        <w:rPr>
+          <w:rStyle w:val="SubtleReference"/>
+          <w:b w:val="0"/>
+          <w:sz w:val="22"/>
+          <w:szCs w:val="22"/>
+        </w:rPr>
+      </w:pPr>
+      <w:r>
+        <w:rPr>
+          <w:rStyle w:val="SubtleReference"/>
+          <w:sz w:val="22"/>
+          <w:szCs w:val="22"/>
+        </w:rPr>
+        <w:t>Sample queries to retrieve transformed data</w:t>
+      </w:r>
+    </w:p>
+    <w:p>
+      <w:pPr>
+        <w:pStyle w:val="ListParagraph"/>
+        <w:numPr>
+          <w:ilvl w:val="1"/>
+          <w:numId w:val="1"/>
+        </w:numPr>
+        <w:spacing w:before="100" w:after="200" w:line="276" w:lineRule="auto"/>
+        <w:jc w:val="both"/>
+        <w:rPr>
+          <w:bCs/>
+          <w:color w:val="4472C4" w:themeColor="accent1"/>
+          <w:sz w:val="22"/>
+          <w:szCs w:val="22"/>
+        </w:rPr>
+      </w:pPr>
+      <w:r>
+        <w:rPr>
+          <w:rStyle w:val="SubtleReference"/>
+          <w:sz w:val="22"/>
+          <w:szCs w:val="22"/>
+        </w:rPr>
+        <w:t>A summary of the transformation logic applied</w:t>
+      </w:r>
+    </w:p>
+    <w:p/>
+    <w:p>
       <w:r>
         <w:t xml:space="preserve">The script stores transformed data in an </w:t>
       </w:r>
@@ -14,20 +116,11 @@
         <w:t>SQLite database</w:t>
       </w:r>
       <w:r>
-        <w:t xml:space="preserve"> with a table called </w:t>
-      </w:r>
-      <w:proofErr w:type="spellStart"/>
-      <w:r>
-        <w:t>bank_churn_transformed</w:t>
-      </w:r>
-      <w:proofErr w:type="spellEnd"/>
-      <w:r>
-        <w:t>. Below is the schema design:</w:t>
+        <w:t xml:space="preserve"> with a table called bank_churn_transformed. Below is the schema design:</w:t>
       </w:r>
     </w:p>
     <w:p/>
     <w:p>
-      <w:proofErr w:type="spellStart"/>
       <w:r>
         <w:rPr>
           <w:b/>
@@ -35,15 +128,12 @@
         </w:rPr>
         <w:t>DataBase</w:t>
       </w:r>
-      <w:proofErr w:type="spellEnd"/>
       <w:r>
         <w:t xml:space="preserve"> created on local: </w:t>
       </w:r>
-      <w:proofErr w:type="spellStart"/>
       <w:r>
         <w:t>churn_data.db</w:t>
       </w:r>
-      <w:proofErr w:type="spellEnd"/>
     </w:p>
     <w:p/>
     <w:p>
@@ -63,41 +153,17 @@
     </w:p>
     <w:p>
       <w:r>
-        <w:t xml:space="preserve">CREATE TABLE </w:t>
-      </w:r>
-      <w:proofErr w:type="spellStart"/>
-      <w:r>
-        <w:t>bank_churn_transformed</w:t>
-      </w:r>
-      <w:proofErr w:type="spellEnd"/>
-      <w:r>
-        <w:t xml:space="preserve"> (</w:t>
-      </w:r>
-    </w:p>
-    <w:p>
-      <w:r>
-        <w:t xml:space="preserve">    </w:t>
-      </w:r>
-      <w:proofErr w:type="spellStart"/>
-      <w:r>
-        <w:t>Customer_ID</w:t>
-      </w:r>
-      <w:proofErr w:type="spellEnd"/>
-      <w:r>
-        <w:t xml:space="preserve"> INTEGER PRIMARY KEY,</w:t>
-      </w:r>
-    </w:p>
-    <w:p>
-      <w:r>
-        <w:t xml:space="preserve">    </w:t>
-      </w:r>
-      <w:proofErr w:type="spellStart"/>
-      <w:r>
-        <w:t>Credit_Score</w:t>
-      </w:r>
-      <w:proofErr w:type="spellEnd"/>
-      <w:r>
-        <w:t xml:space="preserve"> INTEGER,</w:t>
+        <w:t>CREATE TABLE bank_churn_transformed (</w:t>
+      </w:r>
+    </w:p>
+    <w:p>
+      <w:r>
+        <w:t xml:space="preserve">    Customer_ID INTEGER PRIMARY KEY,</w:t>
+      </w:r>
+    </w:p>
+    <w:p>
+      <w:r>
+        <w:t xml:space="preserve">    Credit_Score INTEGER,</w:t>
       </w:r>
     </w:p>
     <w:p>
@@ -117,41 +183,17 @@
     </w:p>
     <w:p>
       <w:r>
-        <w:t xml:space="preserve">    </w:t>
-      </w:r>
-      <w:proofErr w:type="spellStart"/>
-      <w:r>
-        <w:t>Num_Products</w:t>
-      </w:r>
-      <w:proofErr w:type="spellEnd"/>
-      <w:r>
-        <w:t xml:space="preserve"> INTEGER,</w:t>
-      </w:r>
-    </w:p>
-    <w:p>
-      <w:r>
-        <w:t xml:space="preserve">    </w:t>
-      </w:r>
-      <w:proofErr w:type="spellStart"/>
-      <w:r>
-        <w:t>Has_Credit_Card</w:t>
-      </w:r>
-      <w:proofErr w:type="spellEnd"/>
-      <w:r>
-        <w:t xml:space="preserve"> INTEGER,</w:t>
-      </w:r>
-    </w:p>
-    <w:p>
-      <w:r>
-        <w:t xml:space="preserve">    </w:t>
-      </w:r>
-      <w:proofErr w:type="spellStart"/>
-      <w:r>
-        <w:t>Is_Active</w:t>
-      </w:r>
-      <w:proofErr w:type="spellEnd"/>
-      <w:r>
-        <w:t xml:space="preserve"> INTEGER,</w:t>
+        <w:t xml:space="preserve">    Num_Products INTEGER,</w:t>
+      </w:r>
+    </w:p>
+    <w:p>
+      <w:r>
+        <w:t xml:space="preserve">    Has_Credit_Card INTEGER,</w:t>
+      </w:r>
+    </w:p>
+    <w:p>
+      <w:r>
+        <w:t xml:space="preserve">    Is_Active INTEGER,</w:t>
       </w:r>
     </w:p>
     <w:p>
@@ -161,146 +203,58 @@
     </w:p>
     <w:p>
       <w:r>
-        <w:t xml:space="preserve">    </w:t>
-      </w:r>
-      <w:proofErr w:type="spellStart"/>
-      <w:r>
-        <w:t>Country_Germany</w:t>
-      </w:r>
-      <w:proofErr w:type="spellEnd"/>
-      <w:r>
-        <w:t xml:space="preserve"> INTEGER,</w:t>
-      </w:r>
-    </w:p>
-    <w:p>
-      <w:r>
-        <w:t xml:space="preserve">    </w:t>
-      </w:r>
-      <w:proofErr w:type="spellStart"/>
-      <w:r>
-        <w:t>Country_Spain</w:t>
-      </w:r>
-      <w:proofErr w:type="spellEnd"/>
-      <w:r>
-        <w:t xml:space="preserve"> INTEGER,</w:t>
-      </w:r>
-    </w:p>
-    <w:p>
-      <w:r>
-        <w:t xml:space="preserve">    </w:t>
-      </w:r>
-      <w:proofErr w:type="spellStart"/>
-      <w:r>
-        <w:t>Gender_Male</w:t>
-      </w:r>
-      <w:proofErr w:type="spellEnd"/>
-      <w:r>
-        <w:t xml:space="preserve"> INTEGER,</w:t>
-      </w:r>
-    </w:p>
-    <w:p>
-      <w:r>
-        <w:t xml:space="preserve">    </w:t>
-      </w:r>
-      <w:proofErr w:type="spellStart"/>
-      <w:r>
-        <w:t>Customer_Tenure_Years</w:t>
-      </w:r>
-      <w:proofErr w:type="spellEnd"/>
-      <w:r>
-        <w:t xml:space="preserve"> REAL,</w:t>
-      </w:r>
-    </w:p>
-    <w:p>
-      <w:r>
-        <w:t xml:space="preserve">    </w:t>
-      </w:r>
-      <w:proofErr w:type="spellStart"/>
-      <w:r>
-        <w:t>Activity_Frequency</w:t>
-      </w:r>
-      <w:proofErr w:type="spellEnd"/>
-      <w:r>
-        <w:t xml:space="preserve"> REAL,</w:t>
-      </w:r>
-    </w:p>
-    <w:p>
-      <w:r>
-        <w:t xml:space="preserve">    </w:t>
-      </w:r>
-      <w:proofErr w:type="spellStart"/>
-      <w:r>
-        <w:t>Avg_Balance_per_Product</w:t>
-      </w:r>
-      <w:proofErr w:type="spellEnd"/>
-      <w:r>
-        <w:t xml:space="preserve"> REAL,</w:t>
-      </w:r>
-    </w:p>
-    <w:p>
-      <w:r>
-        <w:t xml:space="preserve">    </w:t>
-      </w:r>
-      <w:proofErr w:type="spellStart"/>
-      <w:r>
-        <w:t>Credit_Card_Utilization</w:t>
-      </w:r>
-      <w:proofErr w:type="spellEnd"/>
-      <w:r>
-        <w:t xml:space="preserve"> REAL,</w:t>
-      </w:r>
-    </w:p>
-    <w:p>
-      <w:r>
-        <w:t xml:space="preserve">    </w:t>
-      </w:r>
-      <w:proofErr w:type="spellStart"/>
-      <w:r>
-        <w:t>Salary_Normalized</w:t>
-      </w:r>
-      <w:proofErr w:type="spellEnd"/>
-      <w:r>
-        <w:t xml:space="preserve"> REAL,</w:t>
-      </w:r>
-    </w:p>
-    <w:p>
-      <w:r>
-        <w:t xml:space="preserve">    </w:t>
-      </w:r>
-      <w:proofErr w:type="spellStart"/>
-      <w:r>
-        <w:t>Spending_Power_Index</w:t>
-      </w:r>
-      <w:proofErr w:type="spellEnd"/>
-      <w:r>
-        <w:t xml:space="preserve"> REAL,</w:t>
-      </w:r>
-    </w:p>
-    <w:p>
-      <w:r>
-        <w:t xml:space="preserve">    </w:t>
-      </w:r>
-      <w:proofErr w:type="spellStart"/>
-      <w:r>
-        <w:t>High_Value_Customer</w:t>
-      </w:r>
-      <w:proofErr w:type="spellEnd"/>
-      <w:r>
-        <w:t xml:space="preserve"> INTEGER,</w:t>
+        <w:t xml:space="preserve">    Country_Germany INTEGER,</w:t>
+      </w:r>
+    </w:p>
+    <w:p>
+      <w:r>
+        <w:t xml:space="preserve">    Country_Spain INTEGER,</w:t>
+      </w:r>
+    </w:p>
+    <w:p>
+      <w:r>
+        <w:t xml:space="preserve">    Gender_Male INTEGER,</w:t>
+      </w:r>
+    </w:p>
+    <w:p>
+      <w:r>
+        <w:t xml:space="preserve">    Customer_Tenure_Years REAL,</w:t>
+      </w:r>
+    </w:p>
+    <w:p>
+      <w:r>
+        <w:t xml:space="preserve">    Activity_Frequency REAL,</w:t>
+      </w:r>
+    </w:p>
+    <w:p>
+      <w:r>
+        <w:t xml:space="preserve">    Avg_Balance_per_Product REAL,</w:t>
       </w:r>
     </w:p>
     <w:p>
       <w:r>
         <w:lastRenderedPageBreak/>
-        <w:t xml:space="preserve">    </w:t>
-      </w:r>
-      <w:proofErr w:type="spellStart"/>
-      <w:r>
-        <w:t>event_timestamp</w:t>
-      </w:r>
-      <w:proofErr w:type="spellEnd"/>
-      <w:r>
-        <w:t xml:space="preserve"> TIMESTAMP</w:t>
+        <w:t xml:space="preserve">    Credit_Card_Utilization REAL,</w:t>
+      </w:r>
+    </w:p>
+    <w:p>
+      <w:r>
+        <w:t xml:space="preserve">    Salary_Normalized REAL,</w:t>
+      </w:r>
+    </w:p>
+    <w:p>
+      <w:r>
+        <w:t xml:space="preserve">    Spending_Power_Index REAL,</w:t>
+      </w:r>
+    </w:p>
+    <w:p>
+      <w:r>
+        <w:t xml:space="preserve">    High_Value_Customer INTEGER,</w:t>
+      </w:r>
+    </w:p>
+    <w:p>
+      <w:r>
+        <w:t xml:space="preserve">    event_timestamp TIMESTAMP</w:t>
       </w:r>
     </w:p>
     <w:p>
@@ -310,7 +264,6 @@
     </w:p>
     <w:p/>
     <w:p>
-      <w:proofErr w:type="spellStart"/>
       <w:r>
         <w:rPr>
           <w:b/>
@@ -318,7 +271,6 @@
         </w:rPr>
         <w:t>Customer_ID</w:t>
       </w:r>
-      <w:proofErr w:type="spellEnd"/>
       <w:r>
         <w:t xml:space="preserve"> is the unique identifier.</w:t>
       </w:r>
@@ -339,63 +291,7 @@
         <w:t xml:space="preserve"> </w:t>
       </w:r>
       <w:r>
-        <w:t>"</w:t>
-      </w:r>
-      <w:proofErr w:type="spellStart"/>
-      <w:r>
-        <w:t>Customer_Tenure_Years</w:t>
-      </w:r>
-      <w:proofErr w:type="spellEnd"/>
-      <w:r>
-        <w:t>", "</w:t>
-      </w:r>
-      <w:proofErr w:type="spellStart"/>
-      <w:r>
-        <w:t>Activity_Frequency</w:t>
-      </w:r>
-      <w:proofErr w:type="spellEnd"/>
-      <w:r>
-        <w:t>", "</w:t>
-      </w:r>
-      <w:proofErr w:type="spellStart"/>
-      <w:r>
-        <w:t>Avg_Balance_per_Product</w:t>
-      </w:r>
-      <w:proofErr w:type="spellEnd"/>
-      <w:r>
-        <w:t>", "</w:t>
-      </w:r>
-      <w:proofErr w:type="spellStart"/>
-      <w:r>
-        <w:t>Credit_Card_Utilization</w:t>
-      </w:r>
-      <w:proofErr w:type="spellEnd"/>
-      <w:r>
-        <w:t>", "</w:t>
-      </w:r>
-      <w:proofErr w:type="spellStart"/>
-      <w:r>
-        <w:t>Salary_Normalized</w:t>
-      </w:r>
-      <w:proofErr w:type="spellEnd"/>
-      <w:r>
-        <w:t>", "</w:t>
-      </w:r>
-      <w:proofErr w:type="spellStart"/>
-      <w:r>
-        <w:t>Spending_Power_Index</w:t>
-      </w:r>
-      <w:proofErr w:type="spellEnd"/>
-      <w:r>
-        <w:t>", "</w:t>
-      </w:r>
-      <w:proofErr w:type="spellStart"/>
-      <w:r>
-        <w:t>High_Value_Customer</w:t>
-      </w:r>
-      <w:proofErr w:type="spellEnd"/>
-      <w:r>
-        <w:t>"</w:t>
+        <w:t>"Customer_Tenure_Years", "Activity_Frequency", "Avg_Balance_per_Product", "Credit_Card_Utilization", "Salary_Normalized", "Spending_Power_Index", "High_Value_Customer"</w:t>
       </w:r>
     </w:p>
     <w:p/>
@@ -484,7 +380,6 @@
             <w:hideMark/>
           </w:tcPr>
           <w:p>
-            <w:proofErr w:type="spellStart"/>
             <w:r>
               <w:rPr>
                 <w:b/>
@@ -492,7 +387,6 @@
               </w:rPr>
               <w:t>Customer_Tenure_Years</w:t>
             </w:r>
-            <w:proofErr w:type="spellEnd"/>
           </w:p>
         </w:tc>
         <w:tc>
@@ -519,7 +413,6 @@
             <w:hideMark/>
           </w:tcPr>
           <w:p>
-            <w:proofErr w:type="spellStart"/>
             <w:r>
               <w:rPr>
                 <w:b/>
@@ -527,7 +420,6 @@
               </w:rPr>
               <w:t>Activity_Frequency</w:t>
             </w:r>
-            <w:proofErr w:type="spellEnd"/>
           </w:p>
         </w:tc>
         <w:tc>
@@ -537,13 +429,8 @@
             <w:hideMark/>
           </w:tcPr>
           <w:p>
-            <w:proofErr w:type="spellStart"/>
             <w:r>
-              <w:t>Is_Active</w:t>
-            </w:r>
-            <w:proofErr w:type="spellEnd"/>
-            <w:r>
-              <w:t xml:space="preserve"> * Tenure (Weighs long-term active members).</w:t>
+              <w:t>Is_Active * Tenure (Weighs long-term active members).</w:t>
             </w:r>
           </w:p>
         </w:tc>
@@ -559,7 +446,6 @@
             <w:hideMark/>
           </w:tcPr>
           <w:p>
-            <w:proofErr w:type="spellStart"/>
             <w:r>
               <w:rPr>
                 <w:b/>
@@ -567,7 +453,6 @@
               </w:rPr>
               <w:t>Avg_Balance_per_Product</w:t>
             </w:r>
-            <w:proofErr w:type="spellEnd"/>
           </w:p>
         </w:tc>
         <w:tc>
@@ -578,15 +463,7 @@
           </w:tcPr>
           <w:p>
             <w:r>
-              <w:t xml:space="preserve">Balance / </w:t>
-            </w:r>
-            <w:proofErr w:type="spellStart"/>
-            <w:r>
-              <w:t>Num_Products</w:t>
-            </w:r>
-            <w:proofErr w:type="spellEnd"/>
-            <w:r>
-              <w:t xml:space="preserve"> (Handles division by zero).</w:t>
+              <w:t>Balance / Num_Products (Handles division by zero).</w:t>
             </w:r>
           </w:p>
         </w:tc>
@@ -602,7 +479,6 @@
             <w:hideMark/>
           </w:tcPr>
           <w:p>
-            <w:proofErr w:type="spellStart"/>
             <w:r>
               <w:rPr>
                 <w:b/>
@@ -610,7 +486,6 @@
               </w:rPr>
               <w:t>Credit_Card_Utilization</w:t>
             </w:r>
-            <w:proofErr w:type="spellEnd"/>
           </w:p>
         </w:tc>
         <w:tc>
@@ -620,13 +495,8 @@
             <w:hideMark/>
           </w:tcPr>
           <w:p>
-            <w:proofErr w:type="spellStart"/>
             <w:r>
-              <w:t>Has_Credit_Card</w:t>
-            </w:r>
-            <w:proofErr w:type="spellEnd"/>
-            <w:r>
-              <w:t xml:space="preserve"> * Balance (Measures credit card impact).</w:t>
+              <w:t>Has_Credit_Card * Balance (Measures credit card impact).</w:t>
             </w:r>
           </w:p>
         </w:tc>
@@ -642,7 +512,6 @@
             <w:hideMark/>
           </w:tcPr>
           <w:p>
-            <w:proofErr w:type="spellStart"/>
             <w:r>
               <w:rPr>
                 <w:b/>
@@ -650,7 +519,6 @@
               </w:rPr>
               <w:t>Salary_Normalized</w:t>
             </w:r>
-            <w:proofErr w:type="spellEnd"/>
           </w:p>
         </w:tc>
         <w:tc>
@@ -677,7 +545,6 @@
             <w:hideMark/>
           </w:tcPr>
           <w:p>
-            <w:proofErr w:type="spellStart"/>
             <w:r>
               <w:rPr>
                 <w:b/>
@@ -685,7 +552,6 @@
               </w:rPr>
               <w:t>Spending_Power_Index</w:t>
             </w:r>
-            <w:proofErr w:type="spellEnd"/>
           </w:p>
         </w:tc>
         <w:tc>
@@ -712,7 +578,6 @@
             <w:hideMark/>
           </w:tcPr>
           <w:p>
-            <w:proofErr w:type="spellStart"/>
             <w:r>
               <w:rPr>
                 <w:b/>
@@ -720,7 +585,6 @@
               </w:rPr>
               <w:t>High_Value_Customer</w:t>
             </w:r>
-            <w:proofErr w:type="spellEnd"/>
           </w:p>
         </w:tc>
         <w:tc>
@@ -777,15 +641,7 @@
     </w:p>
     <w:p>
       <w:r>
-        <w:t xml:space="preserve">SELECT * FROM </w:t>
-      </w:r>
-      <w:proofErr w:type="spellStart"/>
-      <w:r>
-        <w:t>bank_churn_transformed</w:t>
-      </w:r>
-      <w:proofErr w:type="spellEnd"/>
-      <w:r>
-        <w:t>;</w:t>
+        <w:t>SELECT * FROM bank_churn_transformed;</w:t>
       </w:r>
     </w:p>
     <w:p/>
@@ -801,48 +657,23 @@
           <w:b/>
           <w:bCs/>
         </w:rPr>
+        <w:lastRenderedPageBreak/>
         <w:t>Find High-Value Customers</w:t>
       </w:r>
     </w:p>
     <w:p>
       <w:r>
-        <w:t xml:space="preserve">SELECT </w:t>
-      </w:r>
-      <w:proofErr w:type="spellStart"/>
-      <w:r>
-        <w:t>Customer_ID</w:t>
-      </w:r>
-      <w:proofErr w:type="spellEnd"/>
-      <w:r>
-        <w:t xml:space="preserve">, Balance, Salary, </w:t>
-      </w:r>
-      <w:proofErr w:type="spellStart"/>
-      <w:r>
-        <w:t>High_Value_Customer</w:t>
-      </w:r>
-      <w:proofErr w:type="spellEnd"/>
-    </w:p>
-    <w:p>
-      <w:r>
-        <w:t xml:space="preserve">FROM </w:t>
-      </w:r>
-      <w:proofErr w:type="spellStart"/>
-      <w:r>
-        <w:t>bank_churn_transformed</w:t>
-      </w:r>
-      <w:proofErr w:type="spellEnd"/>
-    </w:p>
-    <w:p>
-      <w:r>
-        <w:t xml:space="preserve">WHERE </w:t>
-      </w:r>
-      <w:proofErr w:type="spellStart"/>
-      <w:r>
-        <w:t>High_Value_Customer</w:t>
-      </w:r>
-      <w:proofErr w:type="spellEnd"/>
-      <w:r>
-        <w:t xml:space="preserve"> = 1;</w:t>
+        <w:t>SELECT Customer_ID, Balance, Salary, High_Value_Customer</w:t>
+      </w:r>
+    </w:p>
+    <w:p>
+      <w:r>
+        <w:t>FROM bank_churn_transformed</w:t>
+      </w:r>
+    </w:p>
+    <w:p>
+      <w:r>
+        <w:t>WHERE High_Value_Customer = 1;</w:t>
       </w:r>
     </w:p>
     <w:p/>
@@ -863,56 +694,22 @@
     </w:p>
     <w:p>
       <w:r>
-        <w:t xml:space="preserve">SELECT </w:t>
-      </w:r>
-      <w:proofErr w:type="spellStart"/>
-      <w:r>
-        <w:t>Customer_ID</w:t>
-      </w:r>
-      <w:proofErr w:type="spellEnd"/>
-      <w:r>
-        <w:t xml:space="preserve">, Balance, Salary, </w:t>
-      </w:r>
-      <w:proofErr w:type="spellStart"/>
-      <w:r>
-        <w:t>Spending_Power_Index</w:t>
-      </w:r>
-      <w:proofErr w:type="spellEnd"/>
-    </w:p>
-    <w:p>
-      <w:r>
-        <w:t xml:space="preserve">FROM </w:t>
-      </w:r>
-      <w:proofErr w:type="spellStart"/>
-      <w:r>
-        <w:t>bank_churn_transformed</w:t>
-      </w:r>
-      <w:proofErr w:type="spellEnd"/>
-    </w:p>
-    <w:p>
-      <w:r>
-        <w:t xml:space="preserve">WHERE </w:t>
-      </w:r>
-      <w:proofErr w:type="spellStart"/>
-      <w:r>
-        <w:t>Country_Germany</w:t>
-      </w:r>
-      <w:proofErr w:type="spellEnd"/>
-      <w:r>
-        <w:t xml:space="preserve"> = 1</w:t>
-      </w:r>
-    </w:p>
-    <w:p>
-      <w:r>
-        <w:t xml:space="preserve">ORDER BY </w:t>
-      </w:r>
-      <w:proofErr w:type="spellStart"/>
-      <w:r>
-        <w:t>Spending_Power_Index</w:t>
-      </w:r>
-      <w:proofErr w:type="spellEnd"/>
-      <w:r>
-        <w:t xml:space="preserve"> DESC</w:t>
+        <w:t>SELECT Customer_ID, Balance, Salary, Spending_Power_Index</w:t>
+      </w:r>
+    </w:p>
+    <w:p>
+      <w:r>
+        <w:t>FROM bank_churn_transformed</w:t>
+      </w:r>
+    </w:p>
+    <w:p>
+      <w:r>
+        <w:t>WHERE Country_Germany = 1</w:t>
+      </w:r>
+    </w:p>
+    <w:p>
+      <w:r>
+        <w:t>ORDER BY Spending_Power_Index DESC</w:t>
       </w:r>
     </w:p>
     <w:p>
@@ -938,59 +735,17 @@
     </w:p>
     <w:p>
       <w:r>
-        <w:t xml:space="preserve">SELECT </w:t>
-      </w:r>
-      <w:proofErr w:type="spellStart"/>
-      <w:r>
-        <w:t>Customer_ID</w:t>
-      </w:r>
-      <w:proofErr w:type="spellEnd"/>
-      <w:r>
-        <w:t xml:space="preserve">, Age, </w:t>
-      </w:r>
-      <w:proofErr w:type="spellStart"/>
-      <w:r>
-        <w:t>Num_Products</w:t>
-      </w:r>
-      <w:proofErr w:type="spellEnd"/>
-      <w:r>
-        <w:t xml:space="preserve">, </w:t>
-      </w:r>
-      <w:proofErr w:type="spellStart"/>
-      <w:r>
-        <w:t>Activity_Frequency</w:t>
-      </w:r>
-      <w:proofErr w:type="spellEnd"/>
-    </w:p>
-    <w:p>
-      <w:r>
-        <w:t xml:space="preserve">FROM </w:t>
-      </w:r>
-      <w:proofErr w:type="spellStart"/>
-      <w:r>
-        <w:t>bank_churn_transformed</w:t>
-      </w:r>
-      <w:proofErr w:type="spellEnd"/>
-    </w:p>
-    <w:p>
-      <w:r>
-        <w:t xml:space="preserve">WHERE </w:t>
-      </w:r>
-      <w:proofErr w:type="spellStart"/>
-      <w:r>
-        <w:t>Is_Active</w:t>
-      </w:r>
-      <w:proofErr w:type="spellEnd"/>
-      <w:r>
-        <w:t xml:space="preserve"> = 1 AND </w:t>
-      </w:r>
-      <w:proofErr w:type="spellStart"/>
-      <w:r>
-        <w:t>Num_Products</w:t>
-      </w:r>
-      <w:proofErr w:type="spellEnd"/>
-      <w:r>
-        <w:t xml:space="preserve"> &gt; 2;</w:t>
+        <w:t>SELECT Customer_ID, Age, Num_Products, Activity_Frequency</w:t>
+      </w:r>
+    </w:p>
+    <w:p>
+      <w:r>
+        <w:t>FROM bank_churn_transformed</w:t>
+      </w:r>
+    </w:p>
+    <w:p>
+      <w:r>
+        <w:t>WHERE Is_Active = 1 AND Num_Products &gt; 2;</w:t>
       </w:r>
     </w:p>
     <w:p/>
@@ -1000,6 +755,7 @@
           <w:b/>
           <w:bCs/>
         </w:rPr>
+        <w:lastRenderedPageBreak/>
         <w:t>Sample script created to display the data being read/retrieved from the database</w:t>
       </w:r>
       <w:r>
@@ -1009,6 +765,9 @@
         <w:br/>
       </w:r>
       <w:r>
+        <w:rPr>
+          <w:noProof/>
+        </w:rPr>
         <w:drawing>
           <wp:inline distT="0" distB="0" distL="0" distR="0" wp14:anchorId="3BC82AD7" wp14:editId="28B8BA25">
             <wp:extent cx="5943600" cy="3042920"/>
@@ -1025,7 +784,7 @@
                     <pic:cNvPicPr/>
                   </pic:nvPicPr>
                   <pic:blipFill>
-                    <a:blip r:embed="rId4"/>
+                    <a:blip r:embed="rId5"/>
                     <a:stretch>
                       <a:fillRect/>
                     </a:stretch>
@@ -1054,6 +813,127 @@
     </w:sectPr>
   </w:body>
 </w:document>
+</file>
+
+<file path=word/numbering.xml><?xml version="1.0" encoding="utf-8"?>
+<w:numbering xmlns:wpc="http://schemas.microsoft.com/office/word/2010/wordprocessingCanvas" xmlns:cx="http://schemas.microsoft.com/office/drawing/2014/chartex" xmlns:cx1="http://schemas.microsoft.com/office/drawing/2015/9/8/chartex" xmlns:cx2="http://schemas.microsoft.com/office/drawing/2015/10/21/chartex" xmlns:cx3="http://schemas.microsoft.com/office/drawing/2016/5/9/chartex" xmlns:cx4="http://schemas.microsoft.com/office/drawing/2016/5/10/chartex" xmlns:cx5="http://schemas.microsoft.com/office/drawing/2016/5/11/chartex" xmlns:cx6="http://schemas.microsoft.com/office/drawing/2016/5/12/chartex" xmlns:cx7="http://schemas.microsoft.com/office/drawing/2016/5/13/chartex" xmlns:cx8="http://schemas.microsoft.com/office/drawing/2016/5/14/chartex" xmlns:mc="http://schemas.openxmlformats.org/markup-compatibility/2006" xmlns:aink="http://schemas.microsoft.com/office/drawing/2016/ink" xmlns:am3d="http://schemas.microsoft.com/office/drawing/2017/model3d" xmlns:o="urn:schemas-microsoft-com:office:office" xmlns:oel="http://schemas.microsoft.com/office/2019/extlst" xmlns:r="http://schemas.openxmlformats.org/officeDocument/2006/relationships" xmlns:m="http://schemas.openxmlformats.org/officeDocument/2006/math" xmlns:v="urn:schemas-microsoft-com:vml" xmlns:wp14="http://schemas.microsoft.com/office/word/2010/wordprocessingDrawing" xmlns:wp="http://schemas.openxmlformats.org/drawingml/2006/wordprocessingDrawing" xmlns:w10="urn:schemas-microsoft-com:office:word" xmlns:w="http://schemas.openxmlformats.org/wordprocessingml/2006/main" xmlns:w14="http://schemas.microsoft.com/office/word/2010/wordml" xmlns:w15="http://schemas.microsoft.com/office/word/2012/wordml" xmlns:w16cex="http://schemas.microsoft.com/office/word/2018/wordml/cex" xmlns:w16cid="http://schemas.microsoft.com/office/word/2016/wordml/cid" xmlns:w16="http://schemas.microsoft.com/office/word/2018/wordml" xmlns:w16du="http://schemas.microsoft.com/office/word/2023/wordml/word16du" xmlns:w16sdtdh="http://schemas.microsoft.com/office/word/2020/wordml/sdtdatahash" xmlns:w16sdtfl="http://schemas.microsoft.com/office/word/2024/wordml/sdtformatlock" xmlns:w16se="http://schemas.microsoft.com/office/word/2015/wordml/symex" xmlns:wpg="http://schemas.microsoft.com/office/word/2010/wordprocessingGroup" xmlns:wpi="http://schemas.microsoft.com/office/word/2010/wordprocessingInk" xmlns:wne="http://schemas.microsoft.com/office/word/2006/wordml" xmlns:wps="http://schemas.microsoft.com/office/word/2010/wordprocessingShape" mc:Ignorable="w14 w15 w16se w16cid w16 w16cex w16sdtdh w16sdtfl w16du wp14">
+  <w:abstractNum w:abstractNumId="0" w15:restartNumberingAfterBreak="0">
+    <w:nsid w:val="0B597D6E"/>
+    <w:multiLevelType w:val="hybridMultilevel"/>
+    <w:tmpl w:val="8DF45D62"/>
+    <w:lvl w:ilvl="0" w:tplc="40090001">
+      <w:start w:val="1"/>
+      <w:numFmt w:val="bullet"/>
+      <w:lvlText w:val=""/>
+      <w:lvlJc w:val="left"/>
+      <w:pPr>
+        <w:ind w:left="720" w:hanging="360"/>
+      </w:pPr>
+      <w:rPr>
+        <w:rFonts w:ascii="Symbol" w:hAnsi="Symbol" w:hint="default"/>
+      </w:rPr>
+    </w:lvl>
+    <w:lvl w:ilvl="1" w:tplc="40090003">
+      <w:start w:val="1"/>
+      <w:numFmt w:val="bullet"/>
+      <w:lvlText w:val="o"/>
+      <w:lvlJc w:val="left"/>
+      <w:pPr>
+        <w:ind w:left="1440" w:hanging="360"/>
+      </w:pPr>
+      <w:rPr>
+        <w:rFonts w:ascii="Courier New" w:hAnsi="Courier New" w:cs="Courier New" w:hint="default"/>
+      </w:rPr>
+    </w:lvl>
+    <w:lvl w:ilvl="2" w:tplc="40090005" w:tentative="1">
+      <w:start w:val="1"/>
+      <w:numFmt w:val="bullet"/>
+      <w:lvlText w:val=""/>
+      <w:lvlJc w:val="left"/>
+      <w:pPr>
+        <w:ind w:left="2160" w:hanging="360"/>
+      </w:pPr>
+      <w:rPr>
+        <w:rFonts w:ascii="Wingdings" w:hAnsi="Wingdings" w:hint="default"/>
+      </w:rPr>
+    </w:lvl>
+    <w:lvl w:ilvl="3" w:tplc="40090001" w:tentative="1">
+      <w:start w:val="1"/>
+      <w:numFmt w:val="bullet"/>
+      <w:lvlText w:val=""/>
+      <w:lvlJc w:val="left"/>
+      <w:pPr>
+        <w:ind w:left="2880" w:hanging="360"/>
+      </w:pPr>
+      <w:rPr>
+        <w:rFonts w:ascii="Symbol" w:hAnsi="Symbol" w:hint="default"/>
+      </w:rPr>
+    </w:lvl>
+    <w:lvl w:ilvl="4" w:tplc="40090003" w:tentative="1">
+      <w:start w:val="1"/>
+      <w:numFmt w:val="bullet"/>
+      <w:lvlText w:val="o"/>
+      <w:lvlJc w:val="left"/>
+      <w:pPr>
+        <w:ind w:left="3600" w:hanging="360"/>
+      </w:pPr>
+      <w:rPr>
+        <w:rFonts w:ascii="Courier New" w:hAnsi="Courier New" w:cs="Courier New" w:hint="default"/>
+      </w:rPr>
+    </w:lvl>
+    <w:lvl w:ilvl="5" w:tplc="40090005" w:tentative="1">
+      <w:start w:val="1"/>
+      <w:numFmt w:val="bullet"/>
+      <w:lvlText w:val=""/>
+      <w:lvlJc w:val="left"/>
+      <w:pPr>
+        <w:ind w:left="4320" w:hanging="360"/>
+      </w:pPr>
+      <w:rPr>
+        <w:rFonts w:ascii="Wingdings" w:hAnsi="Wingdings" w:hint="default"/>
+      </w:rPr>
+    </w:lvl>
+    <w:lvl w:ilvl="6" w:tplc="40090001" w:tentative="1">
+      <w:start w:val="1"/>
+      <w:numFmt w:val="bullet"/>
+      <w:lvlText w:val=""/>
+      <w:lvlJc w:val="left"/>
+      <w:pPr>
+        <w:ind w:left="5040" w:hanging="360"/>
+      </w:pPr>
+      <w:rPr>
+        <w:rFonts w:ascii="Symbol" w:hAnsi="Symbol" w:hint="default"/>
+      </w:rPr>
+    </w:lvl>
+    <w:lvl w:ilvl="7" w:tplc="40090003" w:tentative="1">
+      <w:start w:val="1"/>
+      <w:numFmt w:val="bullet"/>
+      <w:lvlText w:val="o"/>
+      <w:lvlJc w:val="left"/>
+      <w:pPr>
+        <w:ind w:left="5760" w:hanging="360"/>
+      </w:pPr>
+      <w:rPr>
+        <w:rFonts w:ascii="Courier New" w:hAnsi="Courier New" w:cs="Courier New" w:hint="default"/>
+      </w:rPr>
+    </w:lvl>
+    <w:lvl w:ilvl="8" w:tplc="40090005" w:tentative="1">
+      <w:start w:val="1"/>
+      <w:numFmt w:val="bullet"/>
+      <w:lvlText w:val=""/>
+      <w:lvlJc w:val="left"/>
+      <w:pPr>
+        <w:ind w:left="6480" w:hanging="360"/>
+      </w:pPr>
+      <w:rPr>
+        <w:rFonts w:ascii="Wingdings" w:hAnsi="Wingdings" w:hint="default"/>
+      </w:rPr>
+    </w:lvl>
+  </w:abstractNum>
+  <w:num w:numId="1" w16cid:durableId="1424456381">
+    <w:abstractNumId w:val="0"/>
+  </w:num>
+</w:numbering>
 </file>
 
 <file path=word/styles.xml><?xml version="1.0" encoding="utf-8"?>
@@ -1659,6 +1539,7 @@
   <w:style w:type="character" w:default="1" w:styleId="DefaultParagraphFont">
     <w:name w:val="Default Paragraph Font"/>
     <w:uiPriority w:val="1"/>
+    <w:semiHidden/>
     <w:unhideWhenUsed/>
   </w:style>
   <w:style w:type="table" w:default="1" w:styleId="TableNormal">
@@ -1970,6 +1851,17 @@
       <w:smallCaps/>
       <w:color w:val="2F5496" w:themeColor="accent1" w:themeShade="BF"/>
       <w:spacing w:val="5"/>
+    </w:rPr>
+  </w:style>
+  <w:style w:type="character" w:styleId="SubtleReference">
+    <w:name w:val="Subtle Reference"/>
+    <w:uiPriority w:val="31"/>
+    <w:qFormat/>
+    <w:rsid w:val="00F24C4A"/>
+    <w:rPr>
+      <w:b/>
+      <w:bCs/>
+      <w:color w:val="4472C4" w:themeColor="accent1"/>
     </w:rPr>
   </w:style>
 </w:styles>

--- a/CustomerChurn/src/06_transformation/data transformation.docx
+++ b/CustomerChurn/src/06_transformation/data transformation.docx
@@ -2,6 +2,16 @@
 <file path=word/document.xml><?xml version="1.0" encoding="utf-8"?>
 <w:document xmlns:wpc="http://schemas.microsoft.com/office/word/2010/wordprocessingCanvas" xmlns:cx="http://schemas.microsoft.com/office/drawing/2014/chartex" xmlns:cx1="http://schemas.microsoft.com/office/drawing/2015/9/8/chartex" xmlns:cx2="http://schemas.microsoft.com/office/drawing/2015/10/21/chartex" xmlns:cx3="http://schemas.microsoft.com/office/drawing/2016/5/9/chartex" xmlns:cx4="http://schemas.microsoft.com/office/drawing/2016/5/10/chartex" xmlns:cx5="http://schemas.microsoft.com/office/drawing/2016/5/11/chartex" xmlns:cx6="http://schemas.microsoft.com/office/drawing/2016/5/12/chartex" xmlns:cx7="http://schemas.microsoft.com/office/drawing/2016/5/13/chartex" xmlns:cx8="http://schemas.microsoft.com/office/drawing/2016/5/14/chartex" xmlns:mc="http://schemas.openxmlformats.org/markup-compatibility/2006" xmlns:aink="http://schemas.microsoft.com/office/drawing/2016/ink" xmlns:am3d="http://schemas.microsoft.com/office/drawing/2017/model3d" xmlns:o="urn:schemas-microsoft-com:office:office" xmlns:oel="http://schemas.microsoft.com/office/2019/extlst" xmlns:r="http://schemas.openxmlformats.org/officeDocument/2006/relationships" xmlns:m="http://schemas.openxmlformats.org/officeDocument/2006/math" xmlns:v="urn:schemas-microsoft-com:vml" xmlns:wp14="http://schemas.microsoft.com/office/word/2010/wordprocessingDrawing" xmlns:wp="http://schemas.openxmlformats.org/drawingml/2006/wordprocessingDrawing" xmlns:w10="urn:schemas-microsoft-com:office:word" xmlns:w="http://schemas.openxmlformats.org/wordprocessingml/2006/main" xmlns:w14="http://schemas.microsoft.com/office/word/2010/wordml" xmlns:w15="http://schemas.microsoft.com/office/word/2012/wordml" xmlns:w16cex="http://schemas.microsoft.com/office/word/2018/wordml/cex" xmlns:w16cid="http://schemas.microsoft.com/office/word/2016/wordml/cid" xmlns:w16="http://schemas.microsoft.com/office/word/2018/wordml" xmlns:w16du="http://schemas.microsoft.com/office/word/2023/wordml/word16du" xmlns:w16sdtdh="http://schemas.microsoft.com/office/word/2020/wordml/sdtdatahash" xmlns:w16sdtfl="http://schemas.microsoft.com/office/word/2024/wordml/sdtformatlock" xmlns:w16se="http://schemas.microsoft.com/office/word/2015/wordml/symex" xmlns:wpg="http://schemas.microsoft.com/office/word/2010/wordprocessingGroup" xmlns:wpi="http://schemas.microsoft.com/office/word/2010/wordprocessingInk" xmlns:wne="http://schemas.microsoft.com/office/word/2006/wordml" xmlns:wps="http://schemas.microsoft.com/office/word/2010/wordprocessingShape" mc:Ignorable="w14 w15 w16se w16cid w16 w16cex w16sdtdh w16sdtfl w16du wp14">
   <w:body>
+    <w:p>
+      <w:pPr>
+        <w:pStyle w:val="Heading1"/>
+        <w:jc w:val="center"/>
+      </w:pPr>
+      <w:r>
+        <w:t>Data Transformation</w:t>
+      </w:r>
+    </w:p>
+    <w:p/>
     <w:p>
       <w:pPr>
         <w:pStyle w:val="ListParagraph"/>
@@ -116,11 +126,20 @@
         <w:t>SQLite database</w:t>
       </w:r>
       <w:r>
-        <w:t xml:space="preserve"> with a table called bank_churn_transformed. Below is the schema design:</w:t>
+        <w:t xml:space="preserve"> with a table called </w:t>
+      </w:r>
+      <w:proofErr w:type="spellStart"/>
+      <w:r>
+        <w:t>bank_churn_transformed</w:t>
+      </w:r>
+      <w:proofErr w:type="spellEnd"/>
+      <w:r>
+        <w:t>. Below is the schema design:</w:t>
       </w:r>
     </w:p>
     <w:p/>
     <w:p>
+      <w:proofErr w:type="spellStart"/>
       <w:r>
         <w:rPr>
           <w:b/>
@@ -128,12 +147,15 @@
         </w:rPr>
         <w:t>DataBase</w:t>
       </w:r>
+      <w:proofErr w:type="spellEnd"/>
       <w:r>
         <w:t xml:space="preserve"> created on local: </w:t>
       </w:r>
+      <w:proofErr w:type="spellStart"/>
       <w:r>
         <w:t>churn_data.db</w:t>
       </w:r>
+      <w:proofErr w:type="spellEnd"/>
     </w:p>
     <w:p/>
     <w:p>
@@ -153,17 +175,41 @@
     </w:p>
     <w:p>
       <w:r>
-        <w:t>CREATE TABLE bank_churn_transformed (</w:t>
-      </w:r>
-    </w:p>
-    <w:p>
-      <w:r>
-        <w:t xml:space="preserve">    Customer_ID INTEGER PRIMARY KEY,</w:t>
-      </w:r>
-    </w:p>
-    <w:p>
-      <w:r>
-        <w:t xml:space="preserve">    Credit_Score INTEGER,</w:t>
+        <w:t xml:space="preserve">CREATE TABLE </w:t>
+      </w:r>
+      <w:proofErr w:type="spellStart"/>
+      <w:r>
+        <w:t>bank_churn_transformed</w:t>
+      </w:r>
+      <w:proofErr w:type="spellEnd"/>
+      <w:r>
+        <w:t xml:space="preserve"> (</w:t>
+      </w:r>
+    </w:p>
+    <w:p>
+      <w:r>
+        <w:t xml:space="preserve">    </w:t>
+      </w:r>
+      <w:proofErr w:type="spellStart"/>
+      <w:r>
+        <w:t>Customer_ID</w:t>
+      </w:r>
+      <w:proofErr w:type="spellEnd"/>
+      <w:r>
+        <w:t xml:space="preserve"> INTEGER PRIMARY KEY,</w:t>
+      </w:r>
+    </w:p>
+    <w:p>
+      <w:r>
+        <w:t xml:space="preserve">    </w:t>
+      </w:r>
+      <w:proofErr w:type="spellStart"/>
+      <w:r>
+        <w:t>Credit_Score</w:t>
+      </w:r>
+      <w:proofErr w:type="spellEnd"/>
+      <w:r>
+        <w:t xml:space="preserve"> INTEGER,</w:t>
       </w:r>
     </w:p>
     <w:p>
@@ -183,17 +229,41 @@
     </w:p>
     <w:p>
       <w:r>
-        <w:t xml:space="preserve">    Num_Products INTEGER,</w:t>
-      </w:r>
-    </w:p>
-    <w:p>
-      <w:r>
-        <w:t xml:space="preserve">    Has_Credit_Card INTEGER,</w:t>
-      </w:r>
-    </w:p>
-    <w:p>
-      <w:r>
-        <w:t xml:space="preserve">    Is_Active INTEGER,</w:t>
+        <w:t xml:space="preserve">    </w:t>
+      </w:r>
+      <w:proofErr w:type="spellStart"/>
+      <w:r>
+        <w:t>Num_Products</w:t>
+      </w:r>
+      <w:proofErr w:type="spellEnd"/>
+      <w:r>
+        <w:t xml:space="preserve"> INTEGER,</w:t>
+      </w:r>
+    </w:p>
+    <w:p>
+      <w:r>
+        <w:t xml:space="preserve">    </w:t>
+      </w:r>
+      <w:proofErr w:type="spellStart"/>
+      <w:r>
+        <w:t>Has_Credit_Card</w:t>
+      </w:r>
+      <w:proofErr w:type="spellEnd"/>
+      <w:r>
+        <w:t xml:space="preserve"> INTEGER,</w:t>
+      </w:r>
+    </w:p>
+    <w:p>
+      <w:r>
+        <w:t xml:space="preserve">    </w:t>
+      </w:r>
+      <w:proofErr w:type="spellStart"/>
+      <w:r>
+        <w:t>Is_Active</w:t>
+      </w:r>
+      <w:proofErr w:type="spellEnd"/>
+      <w:r>
+        <w:t xml:space="preserve"> INTEGER,</w:t>
       </w:r>
     </w:p>
     <w:p>
@@ -203,58 +273,146 @@
     </w:p>
     <w:p>
       <w:r>
-        <w:t xml:space="preserve">    Country_Germany INTEGER,</w:t>
-      </w:r>
-    </w:p>
-    <w:p>
-      <w:r>
-        <w:t xml:space="preserve">    Country_Spain INTEGER,</w:t>
-      </w:r>
-    </w:p>
-    <w:p>
-      <w:r>
-        <w:t xml:space="preserve">    Gender_Male INTEGER,</w:t>
-      </w:r>
-    </w:p>
-    <w:p>
-      <w:r>
-        <w:t xml:space="preserve">    Customer_Tenure_Years REAL,</w:t>
-      </w:r>
-    </w:p>
-    <w:p>
-      <w:r>
-        <w:t xml:space="preserve">    Activity_Frequency REAL,</w:t>
-      </w:r>
-    </w:p>
-    <w:p>
-      <w:r>
-        <w:t xml:space="preserve">    Avg_Balance_per_Product REAL,</w:t>
+        <w:t xml:space="preserve">    </w:t>
+      </w:r>
+      <w:proofErr w:type="spellStart"/>
+      <w:r>
+        <w:t>Country_Germany</w:t>
+      </w:r>
+      <w:proofErr w:type="spellEnd"/>
+      <w:r>
+        <w:t xml:space="preserve"> INTEGER,</w:t>
+      </w:r>
+    </w:p>
+    <w:p>
+      <w:r>
+        <w:t xml:space="preserve">    </w:t>
+      </w:r>
+      <w:proofErr w:type="spellStart"/>
+      <w:r>
+        <w:t>Country_Spain</w:t>
+      </w:r>
+      <w:proofErr w:type="spellEnd"/>
+      <w:r>
+        <w:t xml:space="preserve"> INTEGER,</w:t>
+      </w:r>
+    </w:p>
+    <w:p>
+      <w:r>
+        <w:t xml:space="preserve">    </w:t>
+      </w:r>
+      <w:proofErr w:type="spellStart"/>
+      <w:r>
+        <w:t>Gender_Male</w:t>
+      </w:r>
+      <w:proofErr w:type="spellEnd"/>
+      <w:r>
+        <w:t xml:space="preserve"> INTEGER,</w:t>
       </w:r>
     </w:p>
     <w:p>
       <w:r>
         <w:lastRenderedPageBreak/>
-        <w:t xml:space="preserve">    Credit_Card_Utilization REAL,</w:t>
-      </w:r>
-    </w:p>
-    <w:p>
-      <w:r>
-        <w:t xml:space="preserve">    Salary_Normalized REAL,</w:t>
-      </w:r>
-    </w:p>
-    <w:p>
-      <w:r>
-        <w:t xml:space="preserve">    Spending_Power_Index REAL,</w:t>
-      </w:r>
-    </w:p>
-    <w:p>
-      <w:r>
-        <w:t xml:space="preserve">    High_Value_Customer INTEGER,</w:t>
-      </w:r>
-    </w:p>
-    <w:p>
-      <w:r>
-        <w:t xml:space="preserve">    event_timestamp TIMESTAMP</w:t>
+        <w:t xml:space="preserve">    </w:t>
+      </w:r>
+      <w:proofErr w:type="spellStart"/>
+      <w:r>
+        <w:t>Customer_Tenure_Years</w:t>
+      </w:r>
+      <w:proofErr w:type="spellEnd"/>
+      <w:r>
+        <w:t xml:space="preserve"> REAL,</w:t>
+      </w:r>
+    </w:p>
+    <w:p>
+      <w:r>
+        <w:t xml:space="preserve">    </w:t>
+      </w:r>
+      <w:proofErr w:type="spellStart"/>
+      <w:r>
+        <w:t>Activity_Frequency</w:t>
+      </w:r>
+      <w:proofErr w:type="spellEnd"/>
+      <w:r>
+        <w:t xml:space="preserve"> REAL,</w:t>
+      </w:r>
+    </w:p>
+    <w:p>
+      <w:r>
+        <w:t xml:space="preserve">    </w:t>
+      </w:r>
+      <w:proofErr w:type="spellStart"/>
+      <w:r>
+        <w:t>Avg_Balance_per_Product</w:t>
+      </w:r>
+      <w:proofErr w:type="spellEnd"/>
+      <w:r>
+        <w:t xml:space="preserve"> REAL,</w:t>
+      </w:r>
+    </w:p>
+    <w:p>
+      <w:r>
+        <w:t xml:space="preserve">    </w:t>
+      </w:r>
+      <w:proofErr w:type="spellStart"/>
+      <w:r>
+        <w:t>Credit_Card_Utilization</w:t>
+      </w:r>
+      <w:proofErr w:type="spellEnd"/>
+      <w:r>
+        <w:t xml:space="preserve"> REAL,</w:t>
+      </w:r>
+    </w:p>
+    <w:p>
+      <w:r>
+        <w:t xml:space="preserve">    </w:t>
+      </w:r>
+      <w:proofErr w:type="spellStart"/>
+      <w:r>
+        <w:t>Salary_Normalized</w:t>
+      </w:r>
+      <w:proofErr w:type="spellEnd"/>
+      <w:r>
+        <w:t xml:space="preserve"> REAL,</w:t>
+      </w:r>
+    </w:p>
+    <w:p>
+      <w:r>
+        <w:t xml:space="preserve">    </w:t>
+      </w:r>
+      <w:proofErr w:type="spellStart"/>
+      <w:r>
+        <w:t>Spending_Power_Index</w:t>
+      </w:r>
+      <w:proofErr w:type="spellEnd"/>
+      <w:r>
+        <w:t xml:space="preserve"> REAL,</w:t>
+      </w:r>
+    </w:p>
+    <w:p>
+      <w:r>
+        <w:t xml:space="preserve">    </w:t>
+      </w:r>
+      <w:proofErr w:type="spellStart"/>
+      <w:r>
+        <w:t>High_Value_Customer</w:t>
+      </w:r>
+      <w:proofErr w:type="spellEnd"/>
+      <w:r>
+        <w:t xml:space="preserve"> INTEGER,</w:t>
+      </w:r>
+    </w:p>
+    <w:p>
+      <w:r>
+        <w:t xml:space="preserve">    </w:t>
+      </w:r>
+      <w:proofErr w:type="spellStart"/>
+      <w:r>
+        <w:t>event_timestamp</w:t>
+      </w:r>
+      <w:proofErr w:type="spellEnd"/>
+      <w:r>
+        <w:t xml:space="preserve"> TIMESTAMP</w:t>
       </w:r>
     </w:p>
     <w:p>
@@ -264,6 +422,7 @@
     </w:p>
     <w:p/>
     <w:p>
+      <w:proofErr w:type="spellStart"/>
       <w:r>
         <w:rPr>
           <w:b/>
@@ -271,6 +430,7 @@
         </w:rPr>
         <w:t>Customer_ID</w:t>
       </w:r>
+      <w:proofErr w:type="spellEnd"/>
       <w:r>
         <w:t xml:space="preserve"> is the unique identifier.</w:t>
       </w:r>
@@ -291,7 +451,63 @@
         <w:t xml:space="preserve"> </w:t>
       </w:r>
       <w:r>
-        <w:t>"Customer_Tenure_Years", "Activity_Frequency", "Avg_Balance_per_Product", "Credit_Card_Utilization", "Salary_Normalized", "Spending_Power_Index", "High_Value_Customer"</w:t>
+        <w:t>"</w:t>
+      </w:r>
+      <w:proofErr w:type="spellStart"/>
+      <w:r>
+        <w:t>Customer_Tenure_Years</w:t>
+      </w:r>
+      <w:proofErr w:type="spellEnd"/>
+      <w:r>
+        <w:t>", "</w:t>
+      </w:r>
+      <w:proofErr w:type="spellStart"/>
+      <w:r>
+        <w:t>Activity_Frequency</w:t>
+      </w:r>
+      <w:proofErr w:type="spellEnd"/>
+      <w:r>
+        <w:t>", "</w:t>
+      </w:r>
+      <w:proofErr w:type="spellStart"/>
+      <w:r>
+        <w:t>Avg_Balance_per_Product</w:t>
+      </w:r>
+      <w:proofErr w:type="spellEnd"/>
+      <w:r>
+        <w:t>", "</w:t>
+      </w:r>
+      <w:proofErr w:type="spellStart"/>
+      <w:r>
+        <w:t>Credit_Card_Utilization</w:t>
+      </w:r>
+      <w:proofErr w:type="spellEnd"/>
+      <w:r>
+        <w:t>", "</w:t>
+      </w:r>
+      <w:proofErr w:type="spellStart"/>
+      <w:r>
+        <w:t>Salary_Normalized</w:t>
+      </w:r>
+      <w:proofErr w:type="spellEnd"/>
+      <w:r>
+        <w:t>", "</w:t>
+      </w:r>
+      <w:proofErr w:type="spellStart"/>
+      <w:r>
+        <w:t>Spending_Power_Index</w:t>
+      </w:r>
+      <w:proofErr w:type="spellEnd"/>
+      <w:r>
+        <w:t>", "</w:t>
+      </w:r>
+      <w:proofErr w:type="spellStart"/>
+      <w:r>
+        <w:t>High_Value_Customer</w:t>
+      </w:r>
+      <w:proofErr w:type="spellEnd"/>
+      <w:r>
+        <w:t>"</w:t>
       </w:r>
     </w:p>
     <w:p/>
@@ -380,6 +596,7 @@
             <w:hideMark/>
           </w:tcPr>
           <w:p>
+            <w:proofErr w:type="spellStart"/>
             <w:r>
               <w:rPr>
                 <w:b/>
@@ -387,6 +604,7 @@
               </w:rPr>
               <w:t>Customer_Tenure_Years</w:t>
             </w:r>
+            <w:proofErr w:type="spellEnd"/>
           </w:p>
         </w:tc>
         <w:tc>
@@ -413,6 +631,7 @@
             <w:hideMark/>
           </w:tcPr>
           <w:p>
+            <w:proofErr w:type="spellStart"/>
             <w:r>
               <w:rPr>
                 <w:b/>
@@ -420,6 +639,7 @@
               </w:rPr>
               <w:t>Activity_Frequency</w:t>
             </w:r>
+            <w:proofErr w:type="spellEnd"/>
           </w:p>
         </w:tc>
         <w:tc>
@@ -429,8 +649,13 @@
             <w:hideMark/>
           </w:tcPr>
           <w:p>
+            <w:proofErr w:type="spellStart"/>
             <w:r>
-              <w:t>Is_Active * Tenure (Weighs long-term active members).</w:t>
+              <w:t>Is_Active</w:t>
+            </w:r>
+            <w:proofErr w:type="spellEnd"/>
+            <w:r>
+              <w:t xml:space="preserve"> * Tenure (Weighs long-term active members).</w:t>
             </w:r>
           </w:p>
         </w:tc>
@@ -446,6 +671,7 @@
             <w:hideMark/>
           </w:tcPr>
           <w:p>
+            <w:proofErr w:type="spellStart"/>
             <w:r>
               <w:rPr>
                 <w:b/>
@@ -453,6 +679,7 @@
               </w:rPr>
               <w:t>Avg_Balance_per_Product</w:t>
             </w:r>
+            <w:proofErr w:type="spellEnd"/>
           </w:p>
         </w:tc>
         <w:tc>
@@ -463,7 +690,15 @@
           </w:tcPr>
           <w:p>
             <w:r>
-              <w:t>Balance / Num_Products (Handles division by zero).</w:t>
+              <w:t xml:space="preserve">Balance / </w:t>
+            </w:r>
+            <w:proofErr w:type="spellStart"/>
+            <w:r>
+              <w:t>Num_Products</w:t>
+            </w:r>
+            <w:proofErr w:type="spellEnd"/>
+            <w:r>
+              <w:t xml:space="preserve"> (Handles division by zero).</w:t>
             </w:r>
           </w:p>
         </w:tc>
@@ -479,6 +714,7 @@
             <w:hideMark/>
           </w:tcPr>
           <w:p>
+            <w:proofErr w:type="spellStart"/>
             <w:r>
               <w:rPr>
                 <w:b/>
@@ -486,6 +722,7 @@
               </w:rPr>
               <w:t>Credit_Card_Utilization</w:t>
             </w:r>
+            <w:proofErr w:type="spellEnd"/>
           </w:p>
         </w:tc>
         <w:tc>
@@ -495,8 +732,13 @@
             <w:hideMark/>
           </w:tcPr>
           <w:p>
+            <w:proofErr w:type="spellStart"/>
             <w:r>
-              <w:t>Has_Credit_Card * Balance (Measures credit card impact).</w:t>
+              <w:t>Has_Credit_Card</w:t>
+            </w:r>
+            <w:proofErr w:type="spellEnd"/>
+            <w:r>
+              <w:t xml:space="preserve"> * Balance (Measures credit card impact).</w:t>
             </w:r>
           </w:p>
         </w:tc>
@@ -512,6 +754,7 @@
             <w:hideMark/>
           </w:tcPr>
           <w:p>
+            <w:proofErr w:type="spellStart"/>
             <w:r>
               <w:rPr>
                 <w:b/>
@@ -519,6 +762,7 @@
               </w:rPr>
               <w:t>Salary_Normalized</w:t>
             </w:r>
+            <w:proofErr w:type="spellEnd"/>
           </w:p>
         </w:tc>
         <w:tc>
@@ -545,6 +789,7 @@
             <w:hideMark/>
           </w:tcPr>
           <w:p>
+            <w:proofErr w:type="spellStart"/>
             <w:r>
               <w:rPr>
                 <w:b/>
@@ -552,6 +797,7 @@
               </w:rPr>
               <w:t>Spending_Power_Index</w:t>
             </w:r>
+            <w:proofErr w:type="spellEnd"/>
           </w:p>
         </w:tc>
         <w:tc>
@@ -578,6 +824,7 @@
             <w:hideMark/>
           </w:tcPr>
           <w:p>
+            <w:proofErr w:type="spellStart"/>
             <w:r>
               <w:rPr>
                 <w:b/>
@@ -585,6 +832,7 @@
               </w:rPr>
               <w:t>High_Value_Customer</w:t>
             </w:r>
+            <w:proofErr w:type="spellEnd"/>
           </w:p>
         </w:tc>
         <w:tc>
@@ -636,12 +884,21 @@
           <w:b/>
           <w:bCs/>
         </w:rPr>
+        <w:lastRenderedPageBreak/>
         <w:t>Fetch All Data</w:t>
       </w:r>
     </w:p>
     <w:p>
       <w:r>
-        <w:t>SELECT * FROM bank_churn_transformed;</w:t>
+        <w:t xml:space="preserve">SELECT * FROM </w:t>
+      </w:r>
+      <w:proofErr w:type="spellStart"/>
+      <w:r>
+        <w:t>bank_churn_transformed</w:t>
+      </w:r>
+      <w:proofErr w:type="spellEnd"/>
+      <w:r>
+        <w:t>;</w:t>
       </w:r>
     </w:p>
     <w:p/>
@@ -657,23 +914,48 @@
           <w:b/>
           <w:bCs/>
         </w:rPr>
-        <w:lastRenderedPageBreak/>
         <w:t>Find High-Value Customers</w:t>
       </w:r>
     </w:p>
     <w:p>
       <w:r>
-        <w:t>SELECT Customer_ID, Balance, Salary, High_Value_Customer</w:t>
-      </w:r>
-    </w:p>
-    <w:p>
-      <w:r>
-        <w:t>FROM bank_churn_transformed</w:t>
-      </w:r>
-    </w:p>
-    <w:p>
-      <w:r>
-        <w:t>WHERE High_Value_Customer = 1;</w:t>
+        <w:t xml:space="preserve">SELECT </w:t>
+      </w:r>
+      <w:proofErr w:type="spellStart"/>
+      <w:r>
+        <w:t>Customer_ID</w:t>
+      </w:r>
+      <w:proofErr w:type="spellEnd"/>
+      <w:r>
+        <w:t xml:space="preserve">, Balance, Salary, </w:t>
+      </w:r>
+      <w:proofErr w:type="spellStart"/>
+      <w:r>
+        <w:t>High_Value_Customer</w:t>
+      </w:r>
+      <w:proofErr w:type="spellEnd"/>
+    </w:p>
+    <w:p>
+      <w:r>
+        <w:t xml:space="preserve">FROM </w:t>
+      </w:r>
+      <w:proofErr w:type="spellStart"/>
+      <w:r>
+        <w:t>bank_churn_transformed</w:t>
+      </w:r>
+      <w:proofErr w:type="spellEnd"/>
+    </w:p>
+    <w:p>
+      <w:r>
+        <w:t xml:space="preserve">WHERE </w:t>
+      </w:r>
+      <w:proofErr w:type="spellStart"/>
+      <w:r>
+        <w:t>High_Value_Customer</w:t>
+      </w:r>
+      <w:proofErr w:type="spellEnd"/>
+      <w:r>
+        <w:t xml:space="preserve"> = 1;</w:t>
       </w:r>
     </w:p>
     <w:p/>
@@ -694,22 +976,56 @@
     </w:p>
     <w:p>
       <w:r>
-        <w:t>SELECT Customer_ID, Balance, Salary, Spending_Power_Index</w:t>
-      </w:r>
-    </w:p>
-    <w:p>
-      <w:r>
-        <w:t>FROM bank_churn_transformed</w:t>
-      </w:r>
-    </w:p>
-    <w:p>
-      <w:r>
-        <w:t>WHERE Country_Germany = 1</w:t>
-      </w:r>
-    </w:p>
-    <w:p>
-      <w:r>
-        <w:t>ORDER BY Spending_Power_Index DESC</w:t>
+        <w:t xml:space="preserve">SELECT </w:t>
+      </w:r>
+      <w:proofErr w:type="spellStart"/>
+      <w:r>
+        <w:t>Customer_ID</w:t>
+      </w:r>
+      <w:proofErr w:type="spellEnd"/>
+      <w:r>
+        <w:t xml:space="preserve">, Balance, Salary, </w:t>
+      </w:r>
+      <w:proofErr w:type="spellStart"/>
+      <w:r>
+        <w:t>Spending_Power_Index</w:t>
+      </w:r>
+      <w:proofErr w:type="spellEnd"/>
+    </w:p>
+    <w:p>
+      <w:r>
+        <w:t xml:space="preserve">FROM </w:t>
+      </w:r>
+      <w:proofErr w:type="spellStart"/>
+      <w:r>
+        <w:t>bank_churn_transformed</w:t>
+      </w:r>
+      <w:proofErr w:type="spellEnd"/>
+    </w:p>
+    <w:p>
+      <w:r>
+        <w:t xml:space="preserve">WHERE </w:t>
+      </w:r>
+      <w:proofErr w:type="spellStart"/>
+      <w:r>
+        <w:t>Country_Germany</w:t>
+      </w:r>
+      <w:proofErr w:type="spellEnd"/>
+      <w:r>
+        <w:t xml:space="preserve"> = 1</w:t>
+      </w:r>
+    </w:p>
+    <w:p>
+      <w:r>
+        <w:t xml:space="preserve">ORDER BY </w:t>
+      </w:r>
+      <w:proofErr w:type="spellStart"/>
+      <w:r>
+        <w:t>Spending_Power_Index</w:t>
+      </w:r>
+      <w:proofErr w:type="spellEnd"/>
+      <w:r>
+        <w:t xml:space="preserve"> DESC</w:t>
       </w:r>
     </w:p>
     <w:p>
@@ -735,17 +1051,59 @@
     </w:p>
     <w:p>
       <w:r>
-        <w:t>SELECT Customer_ID, Age, Num_Products, Activity_Frequency</w:t>
-      </w:r>
-    </w:p>
-    <w:p>
-      <w:r>
-        <w:t>FROM bank_churn_transformed</w:t>
-      </w:r>
-    </w:p>
-    <w:p>
-      <w:r>
-        <w:t>WHERE Is_Active = 1 AND Num_Products &gt; 2;</w:t>
+        <w:t xml:space="preserve">SELECT </w:t>
+      </w:r>
+      <w:proofErr w:type="spellStart"/>
+      <w:r>
+        <w:t>Customer_ID</w:t>
+      </w:r>
+      <w:proofErr w:type="spellEnd"/>
+      <w:r>
+        <w:t xml:space="preserve">, Age, </w:t>
+      </w:r>
+      <w:proofErr w:type="spellStart"/>
+      <w:r>
+        <w:t>Num_Products</w:t>
+      </w:r>
+      <w:proofErr w:type="spellEnd"/>
+      <w:r>
+        <w:t xml:space="preserve">, </w:t>
+      </w:r>
+      <w:proofErr w:type="spellStart"/>
+      <w:r>
+        <w:t>Activity_Frequency</w:t>
+      </w:r>
+      <w:proofErr w:type="spellEnd"/>
+    </w:p>
+    <w:p>
+      <w:r>
+        <w:t xml:space="preserve">FROM </w:t>
+      </w:r>
+      <w:proofErr w:type="spellStart"/>
+      <w:r>
+        <w:t>bank_churn_transformed</w:t>
+      </w:r>
+      <w:proofErr w:type="spellEnd"/>
+    </w:p>
+    <w:p>
+      <w:r>
+        <w:t xml:space="preserve">WHERE </w:t>
+      </w:r>
+      <w:proofErr w:type="spellStart"/>
+      <w:r>
+        <w:t>Is_Active</w:t>
+      </w:r>
+      <w:proofErr w:type="spellEnd"/>
+      <w:r>
+        <w:t xml:space="preserve"> = 1 AND </w:t>
+      </w:r>
+      <w:proofErr w:type="spellStart"/>
+      <w:r>
+        <w:t>Num_Products</w:t>
+      </w:r>
+      <w:proofErr w:type="spellEnd"/>
+      <w:r>
+        <w:t xml:space="preserve"> &gt; 2;</w:t>
       </w:r>
     </w:p>
     <w:p/>
